--- a/dashboard/rules/instructions.docx
+++ b/dashboard/rules/instructions.docx
@@ -262,6 +262,7 @@
     <w:p>
       <w:pPr>
         <w:ind w:left="720"/>
+        <w:jc w:val="center"/>
         <w:rPr>
           <w:b/>
           <w:bCs/>
@@ -378,6 +379,9 @@
       </w:r>
     </w:p>
     <w:p>
+      <w:pPr>
+        <w:jc w:val="center"/>
+      </w:pPr>
       <w:r>
         <w:rPr>
           <w:noProof/>
@@ -448,6 +452,9 @@
       <w:r>
         <w:t>, możesz to zrobić bezpośrednio poprzez otrzymany link lub klikając „zobacz kalendarz” w zakładce „ulubione”</w:t>
       </w:r>
+      <w:r>
+        <w:t>, lub tez znajdując kalendarz poprzez katalog firm i usług.</w:t>
+      </w:r>
     </w:p>
     <w:p>
       <w:pPr>
@@ -723,6 +730,7 @@
         </w:numPr>
       </w:pPr>
       <w:r>
+        <w:lastRenderedPageBreak/>
         <w:t>Przejdź do „Ustawienia”</w:t>
       </w:r>
     </w:p>
@@ -734,7 +742,6 @@
         </w:numPr>
       </w:pPr>
       <w:r>
-        <w:lastRenderedPageBreak/>
         <w:t>W sekcji „Powiadomienia Email” możesz włączyć/wyłączyć:</w:t>
       </w:r>
     </w:p>
